--- a/PASTE_READY_FIXES.docx
+++ b/PASTE_READY_FIXES.docx
@@ -1609,7 +1609,17 @@
     </w:p>
     <w:p>
       <w:r>
-        <w:t>An adaptive email spam detection system using artificial intelligence and content–metadata fusion was designed, implemented and evaluated. The system fused word and character TF-IDF content features with thirteen standardised structural metadata signals in a class-balanced logistic-regression model, with Naïve Bayes and a linear support vector machine evaluated for comparison. On a held-out split of 81,152 public emails it achieved 99.2% accuracy with precision 0.991, recall 0.992 and ROC-AUC of 1.000, at a median latency of approximately 13 milliseconds per email on a commodity central processing unit and a false-positive rate of about 0.9%. It flagged 92% of previously unseen phishing emails generated by three large language models, demonstrating that a conventionally trained fusion detector generalises strongly to AI-assisted phishing without any AI-specific training. After a single reviewed retraining cycle it improved from ROC-AUC 0.81 to 0.945 on held-out modern-threat email while preserving main-corpus accuracy, evidencing an effective and practical adaptation mechanism. The system was delivered as a local, open-source service with a browser review console, mailbox quarantine and feedback-driven retraining, satisfying all four stated objectives.</w:t>
+        <w:t>An adaptive email spam detection system using artificial intelligence and content–metadata fusion was designed, implemented and evaluated. The system fused word and character TF-IDF content features with thirteen standardised structural metadata signals in a class-balanced logistic-regression model, with Naïve Bayes and a linear support vector machine evaluated for comparison. On a held-out split of 81,152 public emails it achieved 99.2% accuracy with precision 0.991, recall 0.992 and ROC-AUC of 1.000, at a median latency of approximately 13 milliseconds per email on a commodity central processing unit and a false-positive rate of about</w:t>
+      </w:r>
+    </w:p>
+    <w:p>
+      <w:r>
+        <w:t>0.9%. It flagged 92% of previously unseen phishing emails generated by three large language</w:t>
+      </w:r>
+    </w:p>
+    <w:p>
+      <w:r>
+        <w:t>models, demonstrating that a conventionally trained fusion detector generalises strongly to AI-assisted phishing without any AI-specific training. After a single reviewed retraining cycle it improved from ROC-AUC 0.81 to 0.945 on held-out modern-threat email while preserving main-corpus accuracy, evidencing an effective and practical adaptation mechanism. The system was delivered as a local, open-source service with a browser review console, mailbox quarantine and feedback-driven retraining, satisfying all four stated objectives.</w:t>
       </w:r>
     </w:p>
     <w:p>
@@ -1663,7 +1673,12 @@
     </w:p>
     <w:p>
       <w:r>
-        <w:t>Your 5.4 has only three figures. The current version has five numbered subsections, one per figure, each with an explicit "Figure 5.x shows..." elaboration, which is what the marking guidance on diagrams asks for. Section 5.3 is included so the step numbering matches. Only do this if you have time.</w:t>
+        <w:t>Section 5.3 has been rewritten in the departmental exemplar style: a short lead-in paragraph naming what is being configured, then four numbered, step-by-step configuration procedures (environment, detector, mail account, filtering and review). Replace your whole Section 5.3 with the block below.</w:t>
+      </w:r>
+    </w:p>
+    <w:p>
+      <w:r>
+        <w:t>Section 5.4 in your document has only three figures. The current version has five numbered subsections, one per figure, each with an explicit "Figure 5.x shows..." elaboration, which is what the marking guidance on diagrams asks for.</w:t>
       </w:r>
     </w:p>
     <w:p>
@@ -1684,7 +1699,7 @@
     </w:p>
     <w:p>
       <w:r>
-        <w:t>This section outlines the configuration steps required to prepare the environment, train the detector and connect it to a mailbox so that incoming messages are scored automatically. No paid service, cloud classification API or third-party scanning key was required: all classification is performed locally by the trained model, and the only credential involved is the mail-account application password used to read the mailbox. Each step below was performed once and is reproducible on any machine with Python installed.</w:t>
+        <w:t>In this section, we outline the critical setup and configuration steps required to enable the key functionalities of the system, namely local classification, live mailbox retrieval and reviewer-driven retraining. These configurations ensure that the machine can run the detector in an isolated Python environment, that the trained model is available to every component, and that the connector is able to authenticate to a mail account over the Internet Message Access Protocol (IMAP) and act on new messages safely. No paid service, cloud classification interface or third-party scanning key is required: all classification is performed locally by the trained model, and the only credential involved is the mail-account application password used to read the mailbox. Below are the steps for configuring the Python environment, the detector itself, the mail account used for live filtering, and the filtering and review behaviour of the running system.</w:t>
       </w:r>
     </w:p>
     <w:p>
@@ -1703,10 +1718,15 @@
         <w:rPr>
           <w:b/>
         </w:rPr>
-        <w:t>Install Python 3.13</w:t>
+        <w:t>Install Python:</w:t>
       </w:r>
       <w:r>
-        <w:t xml:space="preserve"> for Windows from python.org, selecting "Add python.exe to PATH".</w:t>
+        <w:t xml:space="preserve"> download Python 3.13 for Windows from python.org and, during</w:t>
+      </w:r>
+    </w:p>
+    <w:p>
+      <w:r>
+        <w:t>installation, tick "Add python.exe to PATH" so that the interpreter can be invoked from any terminal.</w:t>
       </w:r>
     </w:p>
     <w:p>
@@ -1717,15 +1737,15 @@
         <w:rPr>
           <w:b/>
         </w:rPr>
-        <w:t>Create the project virtual environment</w:t>
+        <w:t>Obtain the project files:</w:t>
       </w:r>
       <w:r>
-        <w:t xml:space="preserve"> in the project folder so that the libraries are</w:t>
+        <w:t xml:space="preserve"> place the project folder on the local disk and open a terminal</w:t>
       </w:r>
     </w:p>
     <w:p>
       <w:r>
-        <w:t>isolated from the system installation: python -m venv .venv</w:t>
+        <w:t>in that folder.</w:t>
       </w:r>
     </w:p>
     <w:p>
@@ -1736,15 +1756,15 @@
         <w:rPr>
           <w:b/>
         </w:rPr>
-        <w:t>Activate the environment</w:t>
+        <w:t>Create the virtual environment:</w:t>
       </w:r>
       <w:r>
-        <w:t>: .venv\Scripts\activate (the prompt is then prefixed with</w:t>
+        <w:t xml:space="preserve"> run python -m venv .venv so that the project libraries</w:t>
       </w:r>
     </w:p>
     <w:p>
       <w:r>
-        <w:t>(.venv)).</w:t>
+        <w:t>are isolated from the system-wide Python installation.</w:t>
       </w:r>
     </w:p>
     <w:p>
@@ -1755,15 +1775,15 @@
         <w:rPr>
           <w:b/>
         </w:rPr>
-        <w:t>Install the required libraries</w:t>
+        <w:t>Activate the environment:</w:t>
       </w:r>
       <w:r>
-        <w:t>: pip install -r requirements.txt, which installs</w:t>
+        <w:t xml:space="preserve"> run .venv\Scripts\activate. The terminal prompt is then</w:t>
       </w:r>
     </w:p>
     <w:p>
       <w:r>
-        <w:t>scikit-learn, FastAPI, Uvicorn, pandas, Matplotlib and Joblib together with their dependencies.</w:t>
+        <w:t>prefixed with (.venv), confirming that the environment is active.</w:t>
       </w:r>
     </w:p>
     <w:p>
@@ -1774,10 +1794,34 @@
         <w:rPr>
           <w:b/>
         </w:rPr>
-        <w:t>Verify the installation</w:t>
+        <w:t>Install the required libraries:</w:t>
       </w:r>
       <w:r>
-        <w:t xml:space="preserve"> with pip list, as shown in Figure 5.1.</w:t>
+        <w:t xml:space="preserve"> run pip install -r requirements.txt, which installs</w:t>
+      </w:r>
+    </w:p>
+    <w:p>
+      <w:r>
+        <w:t>scikit-learn, FastAPI, Uvicorn, NumPy, SciPy, Matplotlib and Joblib together with their dependencies.</w:t>
+      </w:r>
+    </w:p>
+    <w:p>
+      <w:r>
+        <w:t xml:space="preserve">6. </w:t>
+      </w:r>
+      <w:r>
+        <w:rPr>
+          <w:b/>
+        </w:rPr>
+        <w:t>Verify the installation:</w:t>
+      </w:r>
+      <w:r>
+        <w:t xml:space="preserve"> run pip list and confirm that the packages listed in Table 5.2</w:t>
+      </w:r>
+    </w:p>
+    <w:p>
+      <w:r>
+        <w:t>are present with the stated versions, as shown in Figure 5.1.</w:t>
       </w:r>
     </w:p>
     <w:p>
@@ -1795,7 +1839,97 @@
     </w:p>
     <w:p>
       <w:r>
-        <w:t>The classifier settings were fixed at training time and are stored inside the saved model file, so the mailbox connector and the service load an identical predictor. The deployed decision threshold defaulted to 0.55 and was re-tuned per deployment using the threshold sweep; lowering the threshold increased recall at the cost of more false positives, which was useful when prioritising catch rate for AI-style mail. Table 5.3 lists the model and feature hyper-parameters.</w:t>
+        <w:t xml:space="preserve">1. </w:t>
+      </w:r>
+      <w:r>
+        <w:rPr>
+          <w:b/>
+        </w:rPr>
+        <w:t>Prepare the corpus:</w:t>
+      </w:r>
+      <w:r>
+        <w:t xml:space="preserve"> run python -m spam_detection.prepare_dataset to merge the six</w:t>
+      </w:r>
+    </w:p>
+    <w:p>
+      <w:r>
+        <w:t>public source files, de-duplicate them on normalised message content and write the reviewed dataset to data/reviewed_mail.csv (81,152 messages).</w:t>
+      </w:r>
+    </w:p>
+    <w:p>
+      <w:r>
+        <w:t xml:space="preserve">2. </w:t>
+      </w:r>
+      <w:r>
+        <w:rPr>
+          <w:b/>
+        </w:rPr>
+        <w:t>Train the fusion model:</w:t>
+      </w:r>
+      <w:r>
+        <w:t xml:space="preserve"> run python -m spam_detection.train to fit the word and</w:t>
+      </w:r>
+    </w:p>
+    <w:p>
+      <w:r>
+        <w:t>character TF-IDF vectorisers, the metadata vectoriser and the class-balanced logistic regression on the training split.</w:t>
+      </w:r>
+    </w:p>
+    <w:p>
+      <w:r>
+        <w:t xml:space="preserve">3. </w:t>
+      </w:r>
+      <w:r>
+        <w:rPr>
+          <w:b/>
+        </w:rPr>
+        <w:t>Confirm the saved model:</w:t>
+      </w:r>
+      <w:r>
+        <w:t xml:space="preserve"> check that models/email_spam_detector.joblib has been created.</w:t>
+      </w:r>
+    </w:p>
+    <w:p>
+      <w:r>
+        <w:t>This single file contains the vectorisers, the scaler and the classifier, so the service and the mailbox connector always load an identical predictor.</w:t>
+      </w:r>
+    </w:p>
+    <w:p>
+      <w:r>
+        <w:t xml:space="preserve">4. </w:t>
+      </w:r>
+      <w:r>
+        <w:rPr>
+          <w:b/>
+        </w:rPr>
+        <w:t>Set the decision threshold:</w:t>
+      </w:r>
+      <w:r>
+        <w:t xml:space="preserve"> the deployed threshold defaults to 0.55. It may be re-tuned</w:t>
+      </w:r>
+    </w:p>
+    <w:p>
+      <w:r>
+        <w:t>per deployment using the threshold sweep produced during evaluation; lowering the threshold increases recall at the cost of more false positives, which is useful when catch rate on AI-style mail is prioritised.</w:t>
+      </w:r>
+    </w:p>
+    <w:p>
+      <w:r>
+        <w:t xml:space="preserve">5. </w:t>
+      </w:r>
+      <w:r>
+        <w:rPr>
+          <w:b/>
+        </w:rPr>
+        <w:t>Review the hyper-parameters:</w:t>
+      </w:r>
+      <w:r>
+        <w:t xml:space="preserve"> the classifier and feature settings are fixed at training</w:t>
+      </w:r>
+    </w:p>
+    <w:p>
+      <w:r>
+        <w:t>time and are listed in Table 5.3.</w:t>
       </w:r>
     </w:p>
     <w:p>
@@ -2003,7 +2137,7 @@
     </w:tbl>
     <w:p>
       <w:r>
-        <w:t>In plain terms, the word and character TF-IDF rows controlled how the email text was turned into numbers: single words and two-word pairs (and three-to-five-character fragments) were counted, up to a fixed vocabulary size, with very frequent words dampened. The dictionary vectoriser turned the thirteen metadata signals into numerical features, and the standard scaler rescaled those signals so that a raw value such as body length could not outweigh the word features. The classifier used class-balanced weighting so that the spam and legitimate classes were treated fairly even if one was more common, with a regularisation strength of C = 1.5. The decision threshold of 0.55 meant an email was flagged as spam only when the model's spam probability exceeded 0.55; lowering it caught more spam but produced more false positives, and the threshold sweep used in evaluation chose a suitable operating point. A fixed random seed ensured that the same training run could be reproduced exactly.</w:t>
+        <w:t>In plain terms, the word and character TF-IDF rows controlled how the email text was turned into numbers: single words and two-word pairs, and three-to-five-character fragments, were counted up to a fixed vocabulary size, with very frequent words dampened. The dictionary vectoriser turned the thirteen metadata signals into numerical features, and the standard scaler rescaled those signals so that a raw value such as body length could not outweigh the word features. The classifier used class-balanced weighting so that the spam and legitimate classes were treated fairly even if one was more common, with a regularisation strength of C = 1.5. The decision threshold of 0.55 meant an email was flagged as spam only when the model's spam probability exceeded 0.55. A fixed random seed ensured that the same training run could be reproduced exactly.</w:t>
       </w:r>
     </w:p>
     <w:p>
@@ -2016,7 +2150,7 @@
     </w:p>
     <w:p>
       <w:r>
-        <w:t>To filter real incoming mail rather than pasted samples, the detector connects to a mail account over the Internet Message Access Protocol (IMAP), the same protocol ordinary mail clients use to read mail. A dedicated test account was used throughout, so that no third party's private correspondence was processed. The account was prepared as follows:</w:t>
+        <w:t>To filter real incoming mail rather than pasted samples, the detector connects to a mail account over IMAP, the same protocol ordinary mail clients use to read mail. A dedicated test account was used throughout, so that no third party's private correspondence was processed.</w:t>
       </w:r>
     </w:p>
     <w:p>
@@ -2027,15 +2161,15 @@
         <w:rPr>
           <w:b/>
         </w:rPr>
-        <w:t>Create a dedicated test mail account</w:t>
+        <w:t>Create a dedicated test mail account:</w:t>
       </w:r>
       <w:r>
-        <w:t xml:space="preserve"> used only for this project, so that no personal or</w:t>
+        <w:t xml:space="preserve"> register an account used only for this project, so</w:t>
       </w:r>
     </w:p>
     <w:p>
       <w:r>
-        <w:t>third-party mail is read by the system.</w:t>
+        <w:t>that no personal or third-party mail is read by the system.</w:t>
       </w:r>
     </w:p>
     <w:p>
@@ -2046,15 +2180,15 @@
         <w:rPr>
           <w:b/>
         </w:rPr>
-        <w:t>Enable two-step verification</w:t>
+        <w:t>Enable two-step verification:</w:t>
       </w:r>
       <w:r>
-        <w:t xml:space="preserve"> on that account, which is a prerequisite for issuing an</w:t>
+        <w:t xml:space="preserve"> in the account security settings, turn on two-step</w:t>
       </w:r>
     </w:p>
     <w:p>
       <w:r>
-        <w:t>application password.</w:t>
+        <w:t>verification. This is a prerequisite for issuing an application password.</w:t>
       </w:r>
     </w:p>
     <w:p>
@@ -2065,15 +2199,15 @@
         <w:rPr>
           <w:b/>
         </w:rPr>
-        <w:t>Generate an application password</w:t>
+        <w:t>Generate an application password:</w:t>
       </w:r>
       <w:r>
-        <w:t>: in the account security settings, create a sixteen-</w:t>
+        <w:t xml:space="preserve"> in the same security settings, create a sixteen-</w:t>
       </w:r>
     </w:p>
     <w:p>
       <w:r>
-        <w:t>character application password for the connector. The ordinary login password is never used and is never stored by the system.</w:t>
+        <w:t>character application password for the connector and copy it. The ordinary login password is never used and is never stored by the system.</w:t>
       </w:r>
     </w:p>
     <w:p>
@@ -2084,15 +2218,25 @@
         <w:rPr>
           <w:b/>
         </w:rPr>
-        <w:t>Enable IMAP access</w:t>
+        <w:t>Supply the credentials as environment variables:</w:t>
       </w:r>
       <w:r>
-        <w:t xml:space="preserve"> in the mail account settings so that external clients may read the</w:t>
+        <w:t xml:space="preserve"> set them in the terminal rather than</w:t>
       </w:r>
     </w:p>
     <w:p>
       <w:r>
-        <w:t>mailbox.</w:t>
+        <w:t>editing any source file, so that no password is written into the code or into this report:</w:t>
+      </w:r>
+    </w:p>
+    <w:p>
+      <w:r>
+        <w:t>$env:IMAP_USER = "the test address"</w:t>
+      </w:r>
+    </w:p>
+    <w:p>
+      <w:r>
+        <w:t>$env:IMAP_PASS = "the sixteen-character application password"</w:t>
       </w:r>
     </w:p>
     <w:p>
@@ -2103,20 +2247,15 @@
         <w:rPr>
           <w:b/>
         </w:rPr>
-        <w:t>Supply the credentials as environment variables</w:t>
+        <w:t>List the available mailbox folders:</w:t>
       </w:r>
       <w:r>
-        <w:t xml:space="preserve"> rather than editing any source file, so</w:t>
+        <w:t xml:space="preserve"> run</w:t>
       </w:r>
     </w:p>
     <w:p>
       <w:r>
-        <w:t>that no password is written into the code or the report:</w:t>
-      </w:r>
-    </w:p>
-    <w:p>
-      <w:r>
-        <w:t xml:space="preserve"> $env:IMAP_USER = "the test address" $env:IMAP_PASS = "the sixteen-character application password" </w:t>
+        <w:t>python -m spam_detection.imap_watch --list-folders to confirm that the connection and the credentials are accepted and to obtain the exact folder names used by the provider.</w:t>
       </w:r>
     </w:p>
     <w:p>
@@ -2127,19 +2266,53 @@
         <w:rPr>
           <w:b/>
         </w:rPr>
-        <w:t>Run a read-only check first.</w:t>
+        <w:t>Run a read-only check first:</w:t>
       </w:r>
       <w:r>
-        <w:t xml:space="preserve"> The connector defaults to report mode, in which messages are scored and logged but nothing is moved or deleted: python -m spam_detection.imap_watch --action report 7. </w:t>
+        <w:t xml:space="preserve"> the connector defaults to report mode, in which messages</w:t>
+      </w:r>
+    </w:p>
+    <w:p>
+      <w:r>
+        <w:t>are scored and logged but nothing is moved or deleted: python -m spam_detection.imap_watch --action report</w:t>
+      </w:r>
+    </w:p>
+    <w:p>
+      <w:r>
+        <w:t xml:space="preserve">7. </w:t>
       </w:r>
       <w:r>
         <w:rPr>
           <w:b/>
         </w:rPr>
-        <w:t>Enable automatic filtering</w:t>
+        <w:t>Select the folder to monitor, if required:</w:t>
       </w:r>
       <w:r>
-        <w:t xml:space="preserve"> once the read-only check succeeds: python -m spam_detection.imap_watch --action quarantine --watch</w:t>
+        <w:t xml:space="preserve"> the connector reads INBOX by default; another</w:t>
+      </w:r>
+    </w:p>
+    <w:p>
+      <w:r>
+        <w:t>folder may be chosen with, for example, python -m spam_detection.imap_watch --source-folder "[Gmail]/Spam" --action report</w:t>
+      </w:r>
+    </w:p>
+    <w:p>
+      <w:r>
+        <w:t xml:space="preserve">8. </w:t>
+      </w:r>
+      <w:r>
+        <w:rPr>
+          <w:b/>
+        </w:rPr>
+        <w:t>Enable automatic filtering:</w:t>
+      </w:r>
+      <w:r>
+        <w:t xml:space="preserve"> once the read-only check succeeds, start continuous</w:t>
+      </w:r>
+    </w:p>
+    <w:p>
+      <w:r>
+        <w:t>monitoring with quarantine enabled: python -m spam_detection.imap_watch --action quarantine --watch</w:t>
       </w:r>
     </w:p>
     <w:p>
@@ -2152,7 +2325,121 @@
     </w:p>
     <w:p>
       <w:r>
-        <w:t>The connector's operational settings are summarised in Table 5.4. The server host and port are inferred automatically from the address domain for common providers, so in normal use only the account credentials must be supplied.</w:t>
+        <w:t xml:space="preserve">1. </w:t>
+      </w:r>
+      <w:r>
+        <w:rPr>
+          <w:b/>
+        </w:rPr>
+        <w:t>Choose the action mode:</w:t>
+      </w:r>
+      <w:r>
+        <w:t xml:space="preserve"> use report while validating the filter and quarantine once it</w:t>
+      </w:r>
+    </w:p>
+    <w:p>
+      <w:r>
+        <w:t>is trusted to move mail. Flagged messages are copied into the quarantine folder and are never deleted.</w:t>
+      </w:r>
+    </w:p>
+    <w:p>
+      <w:r>
+        <w:t xml:space="preserve">2. </w:t>
+      </w:r>
+      <w:r>
+        <w:rPr>
+          <w:b/>
+        </w:rPr>
+        <w:t>Set the polling interval:</w:t>
+      </w:r>
+      <w:r>
+        <w:t xml:space="preserve"> pass --poll-seconds to control how often the mailbox is</w:t>
+      </w:r>
+    </w:p>
+    <w:p>
+      <w:r>
+        <w:t>checked; the default is ten seconds.</w:t>
+      </w:r>
+    </w:p>
+    <w:p>
+      <w:r>
+        <w:t xml:space="preserve">3. </w:t>
+      </w:r>
+      <w:r>
+        <w:rPr>
+          <w:b/>
+        </w:rPr>
+        <w:t>Choose where copies are stored:</w:t>
+      </w:r>
+      <w:r>
+        <w:t xml:space="preserve"> pass --save-dir so that a copy of each scored message is</w:t>
+      </w:r>
+    </w:p>
+    <w:p>
+      <w:r>
+        <w:t>written to disk, allowing the reviewer to open the original message from the console.</w:t>
+      </w:r>
+    </w:p>
+    <w:p>
+      <w:r>
+        <w:t xml:space="preserve">4. </w:t>
+      </w:r>
+      <w:r>
+        <w:rPr>
+          <w:b/>
+        </w:rPr>
+        <w:t>Start the review service:</w:t>
+      </w:r>
+      <w:r>
+        <w:t xml:space="preserve"> run uvicorn spam_detection.api:app --reload from the project</w:t>
+      </w:r>
+    </w:p>
+    <w:p>
+      <w:r>
+        <w:t>folder and open the console in a browser at http://localhost:8000.</w:t>
+      </w:r>
+    </w:p>
+    <w:p>
+      <w:r>
+        <w:t xml:space="preserve">5. </w:t>
+      </w:r>
+      <w:r>
+        <w:rPr>
+          <w:b/>
+        </w:rPr>
+        <w:t>Review and correct verdicts:</w:t>
+      </w:r>
+      <w:r>
+        <w:t xml:space="preserve"> confirm or correct each queued message. Only the most recent</w:t>
+      </w:r>
+    </w:p>
+    <w:p>
+      <w:r>
+        <w:t>verdict for a message is retained, and corrections accumulate in the feedback store without altering the deployed model.</w:t>
+      </w:r>
+    </w:p>
+    <w:p>
+      <w:r>
+        <w:t xml:space="preserve">6. </w:t>
+      </w:r>
+      <w:r>
+        <w:rPr>
+          <w:b/>
+        </w:rPr>
+        <w:t>Trigger retraining when required:</w:t>
+      </w:r>
+      <w:r>
+        <w:t xml:space="preserve"> use the retraining control in the console. The candidate</w:t>
+      </w:r>
+    </w:p>
+    <w:p>
+      <w:r>
+        <w:t>model replaces the deployed model only if it does not reduce ranking quality on the held-out split.</w:t>
+      </w:r>
+    </w:p>
+    <w:p>
+      <w:r>
+        <w:t>The resulting operational settings are summarised in Table 5.4. The server host and port are inferred automatically from the address domain for common providers, so in normal use only the account credentials must be supplied.</w:t>
       </w:r>
     </w:p>
     <w:p>
@@ -2320,6 +2607,38 @@
           </w:tcPr>
           <w:p>
             <w:r>
+              <w:t>Source folder</w:t>
+            </w:r>
+          </w:p>
+        </w:tc>
+        <w:tc>
+          <w:tcPr>
+            <w:tcW w:type="dxa" w:w="2880"/>
+          </w:tcPr>
+          <w:p>
+            <w:r>
+              <w:t>`--source-folder` (default INBOX)</w:t>
+            </w:r>
+          </w:p>
+        </w:tc>
+        <w:tc>
+          <w:tcPr>
+            <w:tcW w:type="dxa" w:w="2880"/>
+          </w:tcPr>
+          <w:p>
+            <w:r>
+              <w:t>Selects which mailbox folder is monitored</w:t>
+            </w:r>
+          </w:p>
+        </w:tc>
+      </w:tr>
+      <w:tr>
+        <w:tc>
+          <w:tcPr>
+            <w:tcW w:type="dxa" w:w="2880"/>
+          </w:tcPr>
+          <w:p>
+            <w:r>
               <w:t>Action mode</w:t>
             </w:r>
           </w:p>
@@ -2394,7 +2713,7 @@
           </w:tcPr>
           <w:p>
             <w:r>
-              <w:t>10 seconds</w:t>
+              <w:t>`--poll-seconds` (default 10 seconds)</w:t>
             </w:r>
           </w:p>
         </w:tc>
@@ -2404,7 +2723,39 @@
           </w:tcPr>
           <w:p>
             <w:r>
-              <w:t>Frequency at which the inbox is checked for new mail</w:t>
+              <w:t>Frequency at which the folder is checked for new mail</w:t>
+            </w:r>
+          </w:p>
+        </w:tc>
+      </w:tr>
+      <w:tr>
+        <w:tc>
+          <w:tcPr>
+            <w:tcW w:type="dxa" w:w="2880"/>
+          </w:tcPr>
+          <w:p>
+            <w:r>
+              <w:t>Saved-message directory</w:t>
+            </w:r>
+          </w:p>
+        </w:tc>
+        <w:tc>
+          <w:tcPr>
+            <w:tcW w:type="dxa" w:w="2880"/>
+          </w:tcPr>
+          <w:p>
+            <w:r>
+              <w:t>`--save-dir`</w:t>
+            </w:r>
+          </w:p>
+        </w:tc>
+        <w:tc>
+          <w:tcPr>
+            <w:tcW w:type="dxa" w:w="2880"/>
+          </w:tcPr>
+          <w:p>
+            <w:r>
+              <w:t>Stores a copy of each scored message so it can be previewed during review</w:t>
             </w:r>
           </w:p>
         </w:tc>
@@ -2426,7 +2777,7 @@
           </w:tcPr>
           <w:p>
             <w:r>
-              <w:t>`imap_seen.txt`</w:t>
+              <w:t>`imap_seen_&lt;folder&gt;.txt`</w:t>
             </w:r>
           </w:p>
         </w:tc>
@@ -2613,7 +2964,17 @@
     </w:p>
     <w:p>
       <w:r>
-        <w:t>Figure 5.5 shows that the three phishing messages were assigned spam probabilities of 97.6%, 98.7% and 99.8% and were flagged, whereas the legitimate message received 27.4% and was correctly released. The proposed detector therefore agreed with the provider on the three phishing messages and disagreed on the one legitimate message, which the provider had filtered and the detector had not. This single observation is a demonstration of deployment, not a measurement of comparative accuracy, and no general claim about the relative performance of the two systems is drawn from it; the quantitative results in Chapter 6 rest entirely on the held-out corpus and the external test sets. It does, however, confirm that the detector operates correctly on live network mail.</w:t>
+        <w:t>Figure 5.5 shows that the three phishing messages were assigned spam probabilities of 97.6%,</w:t>
+      </w:r>
+    </w:p>
+    <w:p>
+      <w:r>
+        <w:t>98.7% and 99.8% and were flagged, whereas the legitimate message received 27.4% and was correctly</w:t>
+      </w:r>
+    </w:p>
+    <w:p>
+      <w:r>
+        <w:t>released. The proposed detector therefore agreed with the provider on the three phishing messages and disagreed on the one legitimate message, which the provider had filtered and the detector had not. This single observation is a demonstration of deployment, not a measurement of comparative accuracy, and no general claim about the relative performance of the two systems is drawn from it; the quantitative results in Chapter 6 rest entirely on the held-out corpus and the external test sets. It does, however, confirm that the detector operates correctly on live network mail.</w:t>
       </w:r>
     </w:p>
     <w:p>

--- a/PASTE_READY_FIXES.docx
+++ b/PASTE_READY_FIXES.docx
@@ -1673,7 +1673,7 @@
     </w:p>
     <w:p>
       <w:r>
-        <w:t>Section 5.3 has been rewritten in the departmental exemplar style: a short lead-in paragraph naming what is being configured, then four numbered, step-by-step configuration procedures (environment, detector, mail account, filtering and review). Replace your whole Section 5.3 with the block below.</w:t>
+        <w:t>Section 5.3 has been rewritten in the departmental exemplar style: a short lead-in paragraph naming what is being configured, then four numbered, step-by-step configuration procedures (environment, detector, mail account, detection service, filtering and review). It now includes a Detection Service Configuration subsection with a new Table 5.5 listing the service endpoints, which pushes the old "Command-line operations" table to Table 5.6. Replace your whole Section 5.3 with the block below, and renumber that later table to 5.6.</w:t>
       </w:r>
     </w:p>
     <w:p>
@@ -1699,7 +1699,7 @@
     </w:p>
     <w:p>
       <w:r>
-        <w:t>In this section, we outline the critical setup and configuration steps required to enable the key functionalities of the system, namely local classification, live mailbox retrieval and reviewer-driven retraining. These configurations ensure that the machine can run the detector in an isolated Python environment, that the trained model is available to every component, and that the connector is able to authenticate to a mail account over the Internet Message Access Protocol (IMAP) and act on new messages safely. No paid service, cloud classification interface or third-party scanning key is required: all classification is performed locally by the trained model, and the only credential involved is the mail-account application password used to read the mailbox. Below are the steps for configuring the Python environment, the detector itself, the mail account used for live filtering, and the filtering and review behaviour of the running system.</w:t>
+        <w:t>In this section, we outline the critical setup and configuration steps required to enable the key functionalities of the system, namely local classification, live mailbox retrieval and reviewer-driven retraining. These configurations ensure that the machine can run the detector in an isolated Python environment, that the trained model is available to every component, and that the connector is able to authenticate to a mail account over the Internet Message Access Protocol (IMAP) and act on new messages safely. No paid service, cloud classification interface or third-party scanning key is required: all classification is performed locally by the trained model, and the only credential involved is the mail-account application password used to read the mailbox. Below are the steps for configuring the Python environment, the detector itself, the mail account used for live filtering, the local detection service interface, and the filtering and review behaviour of the running system.</w:t>
       </w:r>
     </w:p>
     <w:p>
@@ -2320,7 +2320,533 @@
         <w:pStyle w:val="Heading3"/>
       </w:pPr>
       <w:r>
-        <w:t>5.3.4 Filtering and Review Configuration</w:t>
+        <w:t>5.3.4 Detection Service Configuration</w:t>
+      </w:r>
+    </w:p>
+    <w:p>
+      <w:r>
+        <w:t>The detector is exposed as a local representational-state-transfer (REST) service built with FastAPI and served by Uvicorn. The service is what the review console, the mailbox watchers and any external automation talk to, so it must be started and verified before live filtering is attempted. It listens only on the local machine and requires no account, no key and no internet connection.</w:t>
+      </w:r>
+    </w:p>
+    <w:p>
+      <w:r>
+        <w:t xml:space="preserve">1. </w:t>
+      </w:r>
+      <w:r>
+        <w:rPr>
+          <w:b/>
+        </w:rPr>
+        <w:t>Activate the environment:</w:t>
+      </w:r>
+      <w:r>
+        <w:t xml:space="preserve"> open a terminal in the project folder and run</w:t>
+      </w:r>
+    </w:p>
+    <w:p>
+      <w:r>
+        <w:t>.venv\Scripts\activate.</w:t>
+      </w:r>
+    </w:p>
+    <w:p>
+      <w:r>
+        <w:t xml:space="preserve">2. </w:t>
+      </w:r>
+      <w:r>
+        <w:rPr>
+          <w:b/>
+        </w:rPr>
+        <w:t>Confirm the model is present:</w:t>
+      </w:r>
+      <w:r>
+        <w:t xml:space="preserve"> check that models/email_spam_detector.joblib exists. The</w:t>
+      </w:r>
+    </w:p>
+    <w:p>
+      <w:r>
+        <w:t>service loads this file once at start-up; if it is missing, the service still starts but every prediction request is refused.</w:t>
+      </w:r>
+    </w:p>
+    <w:p>
+      <w:r>
+        <w:t xml:space="preserve">3. </w:t>
+      </w:r>
+      <w:r>
+        <w:rPr>
+          <w:b/>
+        </w:rPr>
+        <w:t>Start the service:</w:t>
+      </w:r>
+      <w:r>
+        <w:t xml:space="preserve"> run uvicorn spam_detection.api:app --reload. Uvicorn binds to</w:t>
+      </w:r>
+    </w:p>
+    <w:p>
+      <w:r>
+        <w:t>http://127.0.0.1:8000 by default and prints Application startup complete when ready.</w:t>
+      </w:r>
+    </w:p>
+    <w:p>
+      <w:r>
+        <w:t xml:space="preserve">4. </w:t>
+      </w:r>
+      <w:r>
+        <w:rPr>
+          <w:b/>
+        </w:rPr>
+        <w:t>Change the port if 8000 is occupied:</w:t>
+      </w:r>
+      <w:r>
+        <w:t xml:space="preserve"> restart with an explicit port, for example</w:t>
+      </w:r>
+    </w:p>
+    <w:p>
+      <w:r>
+        <w:t>uvicorn spam_detection.api:app --port 8001.</w:t>
+      </w:r>
+    </w:p>
+    <w:p>
+      <w:r>
+        <w:t xml:space="preserve">5. </w:t>
+      </w:r>
+      <w:r>
+        <w:rPr>
+          <w:b/>
+        </w:rPr>
+        <w:t>Verify that the service is healthy:</w:t>
+      </w:r>
+      <w:r>
+        <w:t xml:space="preserve"> open http://localhost:8000/health in a browser. A</w:t>
+      </w:r>
+    </w:p>
+    <w:p>
+      <w:r>
+        <w:t>response of {"status": "ready"} confirms that the model loaded successfully; a response of model_not_loaded indicates that step 2 was not satisfied.</w:t>
+      </w:r>
+    </w:p>
+    <w:p>
+      <w:r>
+        <w:t xml:space="preserve">6. </w:t>
+      </w:r>
+      <w:r>
+        <w:rPr>
+          <w:b/>
+        </w:rPr>
+        <w:t>Open the review console:</w:t>
+      </w:r>
+      <w:r>
+        <w:t xml:space="preserve"> browse to http://localhost:8000. The console is served by the</w:t>
+      </w:r>
+    </w:p>
+    <w:p>
+      <w:r>
+        <w:t>same process, so no separate front-end installation is required.</w:t>
+      </w:r>
+    </w:p>
+    <w:p>
+      <w:r>
+        <w:t xml:space="preserve">7. </w:t>
+      </w:r>
+      <w:r>
+        <w:rPr>
+          <w:b/>
+        </w:rPr>
+        <w:t>Test a single prediction:</w:t>
+      </w:r>
+      <w:r>
+        <w:t xml:space="preserve"> paste a raw email into the console and submit it, or send a</w:t>
+      </w:r>
+    </w:p>
+    <w:p>
+      <w:r>
+        <w:t>request directly to the /predict endpoint, and confirm that a label, a spam probability and the contributing metadata signals are returned.</w:t>
+      </w:r>
+    </w:p>
+    <w:p>
+      <w:r>
+        <w:t xml:space="preserve">8. </w:t>
+      </w:r>
+      <w:r>
+        <w:rPr>
+          <w:b/>
+        </w:rPr>
+        <w:t>Leave the service running:</w:t>
+      </w:r>
+      <w:r>
+        <w:t xml:space="preserve"> the mailbox watchers and the retraining control depend on it,</w:t>
+      </w:r>
+    </w:p>
+    <w:p>
+      <w:r>
+        <w:t>so the terminal window is kept open for the duration of a filtering session.</w:t>
+      </w:r>
+    </w:p>
+    <w:p>
+      <w:r>
+        <w:t>The endpoints the service exposes are listed in Table 5.5.</w:t>
+      </w:r>
+    </w:p>
+    <w:p>
+      <w:r/>
+      <w:r>
+        <w:rPr>
+          <w:b/>
+        </w:rPr>
+        <w:t>Table 5.5 — Detection-service endpoints.</w:t>
+      </w:r>
+      <w:r/>
+    </w:p>
+    <w:tbl>
+      <w:tblPr>
+        <w:tblStyle w:val="TableGrid"/>
+        <w:tblW w:type="auto" w:w="0"/>
+        <w:tblLook w:firstColumn="1" w:firstRow="1" w:lastColumn="0" w:lastRow="0" w:noHBand="0" w:noVBand="1" w:val="04A0"/>
+      </w:tblPr>
+      <w:tblGrid>
+        <w:gridCol w:w="2880"/>
+        <w:gridCol w:w="2880"/>
+        <w:gridCol w:w="2880"/>
+      </w:tblGrid>
+      <w:tr>
+        <w:tc>
+          <w:tcPr>
+            <w:tcW w:type="dxa" w:w="2880"/>
+          </w:tcPr>
+          <w:p>
+            <w:r>
+              <w:rPr>
+                <w:b/>
+              </w:rPr>
+              <w:t>Endpoint</w:t>
+            </w:r>
+          </w:p>
+        </w:tc>
+        <w:tc>
+          <w:tcPr>
+            <w:tcW w:type="dxa" w:w="2880"/>
+          </w:tcPr>
+          <w:p>
+            <w:r>
+              <w:rPr>
+                <w:b/>
+              </w:rPr>
+              <w:t>Method</w:t>
+            </w:r>
+          </w:p>
+        </w:tc>
+        <w:tc>
+          <w:tcPr>
+            <w:tcW w:type="dxa" w:w="2880"/>
+          </w:tcPr>
+          <w:p>
+            <w:r>
+              <w:rPr>
+                <w:b/>
+              </w:rPr>
+              <w:t>Purpose</w:t>
+            </w:r>
+          </w:p>
+        </w:tc>
+      </w:tr>
+      <w:tr>
+        <w:tc>
+          <w:tcPr>
+            <w:tcW w:type="dxa" w:w="2880"/>
+          </w:tcPr>
+          <w:p>
+            <w:r>
+              <w:t>`/`</w:t>
+            </w:r>
+          </w:p>
+        </w:tc>
+        <w:tc>
+          <w:tcPr>
+            <w:tcW w:type="dxa" w:w="2880"/>
+          </w:tcPr>
+          <w:p>
+            <w:r>
+              <w:t>GET</w:t>
+            </w:r>
+          </w:p>
+        </w:tc>
+        <w:tc>
+          <w:tcPr>
+            <w:tcW w:type="dxa" w:w="2880"/>
+          </w:tcPr>
+          <w:p>
+            <w:r>
+              <w:t>Serves the browser review console</w:t>
+            </w:r>
+          </w:p>
+        </w:tc>
+      </w:tr>
+      <w:tr>
+        <w:tc>
+          <w:tcPr>
+            <w:tcW w:type="dxa" w:w="2880"/>
+          </w:tcPr>
+          <w:p>
+            <w:r>
+              <w:t>`/health`</w:t>
+            </w:r>
+          </w:p>
+        </w:tc>
+        <w:tc>
+          <w:tcPr>
+            <w:tcW w:type="dxa" w:w="2880"/>
+          </w:tcPr>
+          <w:p>
+            <w:r>
+              <w:t>GET</w:t>
+            </w:r>
+          </w:p>
+        </w:tc>
+        <w:tc>
+          <w:tcPr>
+            <w:tcW w:type="dxa" w:w="2880"/>
+          </w:tcPr>
+          <w:p>
+            <w:r>
+              <w:t>Reports whether the model loaded and how many feedback rows exist</w:t>
+            </w:r>
+          </w:p>
+        </w:tc>
+      </w:tr>
+      <w:tr>
+        <w:tc>
+          <w:tcPr>
+            <w:tcW w:type="dxa" w:w="2880"/>
+          </w:tcPr>
+          <w:p>
+            <w:r>
+              <w:t>`/predict`</w:t>
+            </w:r>
+          </w:p>
+        </w:tc>
+        <w:tc>
+          <w:tcPr>
+            <w:tcW w:type="dxa" w:w="2880"/>
+          </w:tcPr>
+          <w:p>
+            <w:r>
+              <w:t>POST</w:t>
+            </w:r>
+          </w:p>
+        </w:tc>
+        <w:tc>
+          <w:tcPr>
+            <w:tcW w:type="dxa" w:w="2880"/>
+          </w:tcPr>
+          <w:p>
+            <w:r>
+              <w:t>Scores one raw email and returns the label, spam probability and metadata signals</w:t>
+            </w:r>
+          </w:p>
+        </w:tc>
+      </w:tr>
+      <w:tr>
+        <w:tc>
+          <w:tcPr>
+            <w:tcW w:type="dxa" w:w="2880"/>
+          </w:tcPr>
+          <w:p>
+            <w:r>
+              <w:t>`/feedback`</w:t>
+            </w:r>
+          </w:p>
+        </w:tc>
+        <w:tc>
+          <w:tcPr>
+            <w:tcW w:type="dxa" w:w="2880"/>
+          </w:tcPr>
+          <w:p>
+            <w:r>
+              <w:t>POST</w:t>
+            </w:r>
+          </w:p>
+        </w:tc>
+        <w:tc>
+          <w:tcPr>
+            <w:tcW w:type="dxa" w:w="2880"/>
+          </w:tcPr>
+          <w:p>
+            <w:r>
+              <w:t>Records a reviewer's correct label for a submitted email</w:t>
+            </w:r>
+          </w:p>
+        </w:tc>
+      </w:tr>
+      <w:tr>
+        <w:tc>
+          <w:tcPr>
+            <w:tcW w:type="dxa" w:w="2880"/>
+          </w:tcPr>
+          <w:p>
+            <w:r>
+              <w:t>`/queue`</w:t>
+            </w:r>
+          </w:p>
+        </w:tc>
+        <w:tc>
+          <w:tcPr>
+            <w:tcW w:type="dxa" w:w="2880"/>
+          </w:tcPr>
+          <w:p>
+            <w:r>
+              <w:t>GET</w:t>
+            </w:r>
+          </w:p>
+        </w:tc>
+        <w:tc>
+          <w:tcPr>
+            <w:tcW w:type="dxa" w:w="2880"/>
+          </w:tcPr>
+          <w:p>
+            <w:r>
+              <w:t>Returns the messages scanned by the mailbox watchers that still await review</w:t>
+            </w:r>
+          </w:p>
+        </w:tc>
+      </w:tr>
+      <w:tr>
+        <w:tc>
+          <w:tcPr>
+            <w:tcW w:type="dxa" w:w="2880"/>
+          </w:tcPr>
+          <w:p>
+            <w:r>
+              <w:t>`/queue/{row}/message`</w:t>
+            </w:r>
+          </w:p>
+        </w:tc>
+        <w:tc>
+          <w:tcPr>
+            <w:tcW w:type="dxa" w:w="2880"/>
+          </w:tcPr>
+          <w:p>
+            <w:r>
+              <w:t>GET</w:t>
+            </w:r>
+          </w:p>
+        </w:tc>
+        <w:tc>
+          <w:tcPr>
+            <w:tcW w:type="dxa" w:w="2880"/>
+          </w:tcPr>
+          <w:p>
+            <w:r>
+              <w:t>Returns the stored copy of one queued message for preview</w:t>
+            </w:r>
+          </w:p>
+        </w:tc>
+      </w:tr>
+      <w:tr>
+        <w:tc>
+          <w:tcPr>
+            <w:tcW w:type="dxa" w:w="2880"/>
+          </w:tcPr>
+          <w:p>
+            <w:r>
+              <w:t>`/queue/feedback`</w:t>
+            </w:r>
+          </w:p>
+        </w:tc>
+        <w:tc>
+          <w:tcPr>
+            <w:tcW w:type="dxa" w:w="2880"/>
+          </w:tcPr>
+          <w:p>
+            <w:r>
+              <w:t>POST</w:t>
+            </w:r>
+          </w:p>
+        </w:tc>
+        <w:tc>
+          <w:tcPr>
+            <w:tcW w:type="dxa" w:w="2880"/>
+          </w:tcPr>
+          <w:p>
+            <w:r>
+              <w:t>Records or replaces the reviewer's verdict for a queued message</w:t>
+            </w:r>
+          </w:p>
+        </w:tc>
+      </w:tr>
+      <w:tr>
+        <w:tc>
+          <w:tcPr>
+            <w:tcW w:type="dxa" w:w="2880"/>
+          </w:tcPr>
+          <w:p>
+            <w:r>
+              <w:t>`/queue/{row}/undo`</w:t>
+            </w:r>
+          </w:p>
+        </w:tc>
+        <w:tc>
+          <w:tcPr>
+            <w:tcW w:type="dxa" w:w="2880"/>
+          </w:tcPr>
+          <w:p>
+            <w:r>
+              <w:t>POST</w:t>
+            </w:r>
+          </w:p>
+        </w:tc>
+        <w:tc>
+          <w:tcPr>
+            <w:tcW w:type="dxa" w:w="2880"/>
+          </w:tcPr>
+          <w:p>
+            <w:r>
+              <w:t>Withdraws a verdict recorded in error</w:t>
+            </w:r>
+          </w:p>
+        </w:tc>
+      </w:tr>
+      <w:tr>
+        <w:tc>
+          <w:tcPr>
+            <w:tcW w:type="dxa" w:w="2880"/>
+          </w:tcPr>
+          <w:p>
+            <w:r>
+              <w:t>`/retrain`</w:t>
+            </w:r>
+          </w:p>
+        </w:tc>
+        <w:tc>
+          <w:tcPr>
+            <w:tcW w:type="dxa" w:w="2880"/>
+          </w:tcPr>
+          <w:p>
+            <w:r>
+              <w:t>POST</w:t>
+            </w:r>
+          </w:p>
+        </w:tc>
+        <w:tc>
+          <w:tcPr>
+            <w:tcW w:type="dxa" w:w="2880"/>
+          </w:tcPr>
+          <w:p>
+            <w:r>
+              <w:t>Trains a candidate model on the corpus plus accumulated corrections and deploys it only if it does not reduce ranking quality</w:t>
+            </w:r>
+          </w:p>
+        </w:tc>
+      </w:tr>
+    </w:tbl>
+    <w:p>
+      <w:r>
+        <w:t>As shown in Table 5.5, the service separates scoring from learning: the prediction endpoints are read-only with respect to the model, and the deployed model can change only through an explicit call to the retraining endpoint. This is the configuration-level expression of the human checkpoint discussed in Section 7.2.</w:t>
+      </w:r>
+    </w:p>
+    <w:p>
+      <w:pPr>
+        <w:pStyle w:val="Heading3"/>
+      </w:pPr>
+      <w:r>
+        <w:t>5.3.5 Filtering and Review Configuration</w:t>
       </w:r>
     </w:p>
     <w:p>
@@ -2388,25 +2914,6 @@
         <w:rPr>
           <w:b/>
         </w:rPr>
-        <w:t>Start the review service:</w:t>
-      </w:r>
-      <w:r>
-        <w:t xml:space="preserve"> run uvicorn spam_detection.api:app --reload from the project</w:t>
-      </w:r>
-    </w:p>
-    <w:p>
-      <w:r>
-        <w:t>folder and open the console in a browser at http://localhost:8000.</w:t>
-      </w:r>
-    </w:p>
-    <w:p>
-      <w:r>
-        <w:t xml:space="preserve">5. </w:t>
-      </w:r>
-      <w:r>
-        <w:rPr>
-          <w:b/>
-        </w:rPr>
         <w:t>Review and correct verdicts:</w:t>
       </w:r>
       <w:r>
@@ -2420,7 +2927,7 @@
     </w:p>
     <w:p>
       <w:r>
-        <w:t xml:space="preserve">6. </w:t>
+        <w:t xml:space="preserve">5. </w:t>
       </w:r>
       <w:r>
         <w:rPr>
@@ -2429,12 +2936,12 @@
         <w:t>Trigger retraining when required:</w:t>
       </w:r>
       <w:r>
-        <w:t xml:space="preserve"> use the retraining control in the console. The candidate</w:t>
+        <w:t xml:space="preserve"> use the retraining control in the console, which calls</w:t>
       </w:r>
     </w:p>
     <w:p>
       <w:r>
-        <w:t>model replaces the deployed model only if it does not reduce ranking quality on the held-out split.</w:t>
+        <w:t>the /retrain endpoint listed in Table 5.5. The candidate model replaces the deployed model only if it does not reduce ranking quality on the held-out split.</w:t>
       </w:r>
     </w:p>
     <w:p>

--- a/PASTE_READY_FIXES.docx
+++ b/PASTE_READY_FIXES.docx
@@ -1627,7 +1627,32 @@
         <w:pStyle w:val="Heading3"/>
       </w:pPr>
       <w:r>
-        <w:t>5e. Add Section 7.2 (missing entirely), between 7.1 and the Recommendation section</w:t>
+        <w:t>5e. Chapter 7 must have only TWO subsections</w:t>
+      </w:r>
+    </w:p>
+    <w:p>
+      <w:r>
+        <w:t>Your guideline specifies exactly:</w:t>
+      </w:r>
+    </w:p>
+    <w:p>
+      <w:r>
+        <w:t>7.1 Conclusion</w:t>
+      </w:r>
+    </w:p>
+    <w:p>
+      <w:r>
+        <w:t>7.2 Recommendation</w:t>
+      </w:r>
+    </w:p>
+    <w:p>
+      <w:r>
+        <w:t>So do NOT add a separate Limitations section. The limitations material has been moved into Section 6.3 Project Challenges instead, which is where it belongs. Replace your whole Section 6.3 with the block below, and make sure Chapter 7 contains only 7.1 and 7.2.</w:t>
+      </w:r>
+    </w:p>
+    <w:p>
+      <w:r>
+        <w:t>Chapter 7 is now about 1.4 pages, inside the 2-to-5-page guideline once the headings and spacing are applied in Word.</w:t>
       </w:r>
     </w:p>
     <w:p>
@@ -1635,27 +1660,264 @@
         <w:pStyle w:val="Heading2"/>
       </w:pPr>
       <w:r>
-        <w:t>7.2 Limitations of the Adaptation Mechanism</w:t>
+        <w:t>6.3 Project Challenges</w:t>
       </w:r>
     </w:p>
     <w:p>
       <w:r>
-        <w:t>Two properties of the adaptation loop constrain how quickly and how safely the deployed model can change, and both were deliberate design decisions rather than oversights.</w:t>
+        <w:t xml:space="preserve">Three challenges dominated the evaluation. First, </w:t>
+      </w:r>
+      <w:r>
+        <w:rPr>
+          <w:b/>
+        </w:rPr>
+        <w:t>false positives</w:t>
+      </w:r>
+      <w:r>
+        <w:t xml:space="preserve"> were the dominant practical concern and motivated both the metadata standardisation work and the configurable threshold; the held-out false-positive rate of approximately 0.9% reflected this emphasis. Second, </w:t>
+      </w:r>
+      <w:r>
+        <w:rPr>
+          <w:b/>
+        </w:rPr>
+        <w:t>threats to validity</w:t>
+      </w:r>
+      <w:r>
+        <w:t xml:space="preserve"> were stated explicitly: the 99.2% figure came from a held-out split of a combined public corpus in which the class sources were stylistically distinct, so real-organisation performance would require separate validation; body-only external emails could not exercise header metadata; and the synthetic adaptation experiment demonstrated the mechanism on controlled data. Third, </w:t>
+      </w:r>
+      <w:r>
+        <w:rPr>
+          <w:b/>
+        </w:rPr>
+        <w:t>AI authorship was deliberately not predicted</w:t>
+      </w:r>
+      <w:r>
+        <w:t>; the system detected malicious intent, and AI-generated emails were used strictly as a held-out test of generalisation. No claim of superiority over a commercial filter was made.</w:t>
       </w:r>
     </w:p>
     <w:p>
       <w:r>
-        <w:t>The first is that retraining is a batch operation and cannot be performed on a single new message. Term weighting in the proposed system is corpus-dependent: as Equation (3.2) shows, the inverse document frequency of a term is computed from the total number of documents and the number of documents containing that term, so introducing one additional message changes the weight of every term in the vocabulary. The vectoriser and the classifier must therefore be refitted together over the whole corpus, which takes several minutes on the 81,152-message dataset. Training on the corrected message alone is not a valid alternative: the resulting model would represent only that single example and would discard everything learned from the remaining corpus, an effect known as catastrophic forgetting. Retraining is consequently performed as a scheduled maintenance action on the corpus together with the accumulated corrections, rather than after every individual review.</w:t>
+        <w:t>Two properties of the adaptation loop also constrained how quickly and how safely the deployed model could change, and both were deliberate design decisions rather than oversights.</w:t>
       </w:r>
     </w:p>
     <w:p>
       <w:r>
-        <w:t>An incremental alternative exists. A stochastic-gradient classifier combined with feature hashing supports partial fitting, and would allow the model to be updated in milliseconds for each reviewed message. It was not adopted here for two reasons. Such a model forgoes the calibrated probability estimates that the present system relies on for its adjustable decision threshold and for the explanation of individual verdicts, and, more importantly, it removes the human checkpoint between a reviewer's correction and a change in the deployed model. That checkpoint is a security control. Adaptive filters are a documented target for label-flipping poisoning attacks, in which an adversary submits deliberately mislabelled messages so that the decision boundary shifts in their favour over time. In the proposed system a correction cannot alter the deployed model until a reviewer explicitly requests retraining, and the candidate model is then accepted only if it does not reduce ranking quality on the held-out split; a batch of corrupted corrections is therefore rejected automatically rather than silently degrading detection.</w:t>
+        <w:t>Two properties of the adaptation loop constrain how quickly and how safely the deployed model can change, and both were deliberate design decisions rather than oversights.</w:t>
       </w:r>
     </w:p>
     <w:p>
       <w:r>
+        <w:t>The first is that retraining is a batch operation and cannot be performed on a single new message. Term weighting in the proposed system is corpus-dependent: as Equation (3.2) shows, the inverse document frequency of a term is computed from the total number of documents and the number of documents containing that term, so introducing one additional message changes the weight of every term in the vocabulary. The vectoriser and the classifier must therefore be refitted together over the whole corpus, which takes several minutes on the 81,152-message dataset. Training on the corrected message alone is not a valid alternative: the resulting model would represent only that single example and would discard everything learned from the remaining corpus, an effect known as catastrophic forgetting. Retraining is consequently performed as a scheduled maintenance action on the corpus together with the accumulated corrections, rather than after every individual review.</w:t>
+      </w:r>
+    </w:p>
+    <w:p>
+      <w:r>
+        <w:t>An incremental alternative exists. A stochastic-gradient classifier combined with feature hashing supports partial fitting, and would allow the model to be updated in milliseconds for each reviewed message. It was not adopted here for two reasons. Such a model forgoes the calibrated probability estimates that the present system relies on for its adjustable decision threshold and for the explanation of individual verdicts, and, more importantly, it removes the human checkpoint between a reviewer's correction and a change in the deployed model. That checkpoint is a security control. Adaptive filters are a documented target for label-flipping poisoning attacks, in which an adversary submits deliberately mislabelled messages so that the decision boundary shifts in their favour over time. In the proposed system a correction cannot alter the deployed model until a reviewer explicitly requests retraining, and the candidate model is then accepted only if it does not reduce ranking quality on the held-out split; a batch of corrupted corrections is therefore rejected automatically rather than silently degrading detection.</w:t>
+      </w:r>
+    </w:p>
+    <w:p>
+      <w:r>
         <w:t>The second limitation is that the validation gate protects against a poor batch of corrections but does not provide model versioning. Once a candidate model has been accepted and deployed, there is no automated mechanism to revert to a previous version, and a reviewer correction recorded in error can be changed or withdrawn only before the next retraining cycle is run.</w:t>
+      </w:r>
+    </w:p>
+    <w:p>
+      <w:r>
+        <w:t>Because the model returned a probability rather than only a label, the same artefact supported two operating points without retraining: a higher threshold protected legitimate traffic for a conservative deployment, while a lower threshold favoured recall when missing a phishing message was judged costlier. The consistently lower confidence observed on AI-generated mail also gave a practical, measurable signal: messages scoring in the uncertain band were precisely those that should be routed to the human review queue, closing the loop between classification and the adaptation mechanism.</w:t>
+      </w:r>
+    </w:p>
+    <w:p>
+      <w:pPr>
+        <w:pStyle w:val="Heading3"/>
+      </w:pPr>
+      <w:r>
+        <w:t>5f. Chapter 7 in full (7.1 and 7.2 only)</w:t>
+      </w:r>
+    </w:p>
+    <w:p>
+      <w:pPr>
+        <w:pStyle w:val="Heading1"/>
+      </w:pPr>
+      <w:r>
+        <w:t>CHAPTER 7: CONCLUSION AND RECOMMENDATION</w:t>
+      </w:r>
+    </w:p>
+    <w:p>
+      <w:r>
+        <w:t>This final chapter concludes the project. It first summarises what was achieved and how the results satisfied each of the four objectives stated in Chapter 1, then reflects on the limitations of the present system and recommends directions for future work, including a direct comparison with commercial filters on the same emails and deployment in a live mail environment.</w:t>
+      </w:r>
+    </w:p>
+    <w:p>
+      <w:pPr>
+        <w:pStyle w:val="Heading2"/>
+      </w:pPr>
+      <w:r>
+        <w:t>7.1 Conclusion</w:t>
+      </w:r>
+    </w:p>
+    <w:p>
+      <w:r>
+        <w:t>An adaptive email spam detection system using artificial intelligence and content–metadata fusion was designed, implemented and evaluated. The system fused word and character TF-IDF content features with thirteen standardised structural metadata signals in a class-balanced logistic-regression model, with Naïve Bayes and a linear support vector machine evaluated for comparison. On a held-out split of 81,152 public emails it achieved 99.2% accuracy with precision 0.991, recall 0.992 and ROC-AUC of 1.000, at a median latency of approximately 13 milliseconds per email on a commodity central processing unit and a false-positive rate of about</w:t>
+      </w:r>
+    </w:p>
+    <w:p>
+      <w:r>
+        <w:t>0.9%. It flagged 92% of previously unseen phishing emails generated by three large language</w:t>
+      </w:r>
+    </w:p>
+    <w:p>
+      <w:r>
+        <w:t>models, demonstrating that a conventionally trained fusion detector generalises strongly to AI-assisted phishing without any AI-specific training. After a single reviewed retraining cycle it improved from ROC-AUC 0.81 to 0.945 on held-out modern-threat email while preserving main-corpus accuracy, evidencing an effective and practical adaptation mechanism. The system was delivered as a local, open-source service with a browser review console, mailbox quarantine and feedback-driven retraining, satisfying all four stated objectives.</w:t>
+      </w:r>
+    </w:p>
+    <w:p>
+      <w:pPr>
+        <w:pStyle w:val="Heading2"/>
+      </w:pPr>
+      <w:r>
+        <w:t>7.2 Recommendation</w:t>
+      </w:r>
+    </w:p>
+    <w:p>
+      <w:r>
+        <w:t>Several directions were identified for future work:</w:t>
+      </w:r>
+    </w:p>
+    <w:p>
+      <w:r>
+        <w:t xml:space="preserve">1. </w:t>
+      </w:r>
+      <w:r>
+        <w:rPr>
+          <w:b/>
+        </w:rPr>
+        <w:t>Hardened, production-grade mail-server deployment.</w:t>
+      </w:r>
+      <w:r>
+        <w:t xml:space="preserve"> A connector for a live mailbox over</w:t>
+      </w:r>
+    </w:p>
+    <w:p>
+      <w:r>
+        <w:t>the Internet Message Access Protocol (IMAP) — the standard protocol email clients use to read a mailbox — was implemented, allowing the system to fetch new messages automatically, move spam to a quarantine folder and log decisions for review (Section 5.4). The remaining work is to harden this connector for continuous production use: integration directly with a mail-transfer agent or a provider application programming interface, encrypted storage of the account credentials, automatic reconnection and error recovery, and server-level quarantine/restore controls, so the filter can run unattended on an organisational mail server under formal authorisation.</w:t>
+      </w:r>
+    </w:p>
+    <w:p>
+      <w:r>
+        <w:t xml:space="preserve">2. </w:t>
+      </w:r>
+      <w:r>
+        <w:rPr>
+          <w:b/>
+        </w:rPr>
+        <w:t>Controlled black-box comparison with live filters.</w:t>
+      </w:r>
+      <w:r>
+        <w:t xml:space="preserve"> As directed during supervision, run a</w:t>
+      </w:r>
+    </w:p>
+    <w:p>
+      <w:r>
+        <w:t>controlled black-box test in which one fixed, labelled set of emails is submitted simultaneously to the proposed detector and to live commercial filters (such as Gmail and Microsoft 365) through disposable accounts under appropriate authorisation; all systems are then scored on the identical messages with the same metrics, removing the dataset mismatch that limits literature-based comparisons.</w:t>
+      </w:r>
+    </w:p>
+    <w:p>
+      <w:r>
+        <w:t xml:space="preserve">3. </w:t>
+      </w:r>
+      <w:r>
+        <w:rPr>
+          <w:b/>
+        </w:rPr>
+        <w:t>Operational retraining.</w:t>
+      </w:r>
+      <w:r>
+        <w:t xml:space="preserve"> Operationalise periodic scheduled retraining with drift</w:t>
+      </w:r>
+    </w:p>
+    <w:p>
+      <w:r>
+        <w:t>monitoring, retraining on reviewed genuine new-campaign samples rather than synthetic data.</w:t>
+      </w:r>
+    </w:p>
+    <w:p>
+      <w:r>
+        <w:t xml:space="preserve">4. </w:t>
+      </w:r>
+      <w:r>
+        <w:rPr>
+          <w:b/>
+        </w:rPr>
+        <w:t>Feature refinement.</w:t>
+      </w:r>
+      <w:r>
+        <w:t xml:space="preserve"> Extend the metadata signal set (for example header-routing anomalies</w:t>
+      </w:r>
+    </w:p>
+    <w:p>
+      <w:r>
+        <w:t>and attachment-type analysis) and run a larger ablation over feature groups to quantify each signal's contribution.</w:t>
+      </w:r>
+    </w:p>
+    <w:p>
+      <w:r>
+        <w:t xml:space="preserve">5. </w:t>
+      </w:r>
+      <w:r>
+        <w:rPr>
+          <w:b/>
+        </w:rPr>
+        <w:t>Broader evaluation.</w:t>
+      </w:r>
+      <w:r>
+        <w:t xml:space="preserve"> Evaluate on additional organisational and multilingual mail after</w:t>
+      </w:r>
+    </w:p>
+    <w:p>
+      <w:r>
+        <w:t>obtaining the necessary approvals, to test generalisation beyond the public-corpus setting.</w:t>
+      </w:r>
+    </w:p>
+    <w:p>
+      <w:r>
+        <w:t xml:space="preserve">6. </w:t>
+      </w:r>
+      <w:r>
+        <w:rPr>
+          <w:b/>
+        </w:rPr>
+        <w:t>Model versioning and rollback.</w:t>
+      </w:r>
+      <w:r>
+        <w:t xml:space="preserve"> Retain previous model versions with their evaluation</w:t>
+      </w:r>
+    </w:p>
+    <w:p>
+      <w:r>
+        <w:t>records so that a deployed model can be reverted if a retraining cycle is later found to have degraded performance, complementing the validation gate described in Section 6.3 with after-the-fact recovery.</w:t>
+      </w:r>
+    </w:p>
+    <w:p>
+      <w:r>
+        <w:t xml:space="preserve">7. </w:t>
+      </w:r>
+      <w:r>
+        <w:rPr>
+          <w:b/>
+        </w:rPr>
+        <w:t>Resistance to adversarial manipulation.</w:t>
+      </w:r>
+      <w:r>
+        <w:t xml:space="preserve"> Evaluate the detector against deliberate evasion</w:t>
+      </w:r>
+    </w:p>
+    <w:p>
+      <w:r>
+        <w:t>as well as poisoning: good-word insertion, in which a phishing message is padded with legitimate vocabulary to dilute its score, and character-level obfuscation using visually identical characters from other alphabets. The character n-gram component is expected to provide partial resistance to the latter, and quantifying that resistance would strengthen the security case for content–metadata fusion.</w:t>
+      </w:r>
+    </w:p>
+    <w:p>
+      <w:r>
+        <w:br w:type="page"/>
       </w:r>
     </w:p>
     <w:p>
@@ -2941,7 +3203,7 @@
     </w:p>
     <w:p>
       <w:r>
-        <w:t>the /retrain endpoint listed in Table 5.5. The candidate model replaces the deployed model only if it does not reduce ranking quality on the held-out split.</w:t>
+        <w:t>the /retrain endpoint listed in Table 5.5. Retraining is a planned batch operation initiated by the reviewer; no automatic timer is used, so no change reaches the deployed model without human authorisation. The candidate model replaces the deployed model only if it does not reduce ranking quality on the held-out split.</w:t>
       </w:r>
     </w:p>
     <w:p>
